--- a/docs/research/token_efficiency/RESEARCH.docx
+++ b/docs/research/token_efficiency/RESEARCH.docx
@@ -2,14 +2,6 @@
 <file path=word/document.xml><?xml version="1.0" encoding="utf-8"?>
 <w:document xmlns:w="http://schemas.openxmlformats.org/wordprocessingml/2006/main" xmlns:m="http://schemas.openxmlformats.org/officeDocument/2006/math" xmlns:r="http://schemas.openxmlformats.org/officeDocument/2006/relationships" xmlns:o="urn:schemas-microsoft-com:office:office" xmlns:v="urn:schemas-microsoft-com:vml" xmlns:w10="urn:schemas-microsoft-com:office:word" xmlns:a="http://schemas.openxmlformats.org/drawingml/2006/main" xmlns:pic="http://schemas.openxmlformats.org/drawingml/2006/picture" xmlns:wp="http://schemas.openxmlformats.org/drawingml/2006/wordprocessingDrawing">
   <w:body>
-    <w:p>
-      <w:pPr>
-        <w:pStyle w:val="Title"/>
-      </w:pPr>
-      <w:r>
-        <w:t xml:space="preserve">RESEARCH</w:t>
-      </w:r>
-    </w:p>
     <w:bookmarkStart w:id="42" w:name="X161b8dd00dbed1bf501c204dbae95c9e6864b7e"/>
     <w:p>
       <w:pPr>
@@ -995,13 +987,50 @@
         <w:t xml:space="preserve"> </w:t>
       </w:r>
       <w:r>
-        <w:t xml:space="preserve">~170K tokens of essentially-static governance is reprocessed on every single turn. At Opus 4.8 input pricing (</w:t>
-      </w:r>
-      <w:r>
-        <w:t xml:space="preserve">$5.00 / 1M tokens — `shared/models.md` via the `claude-api` skill), 170K tokens = **$</w:t>
-      </w:r>
-      <w:r>
-        <w:t xml:space="preserve">0.85 of input per turn just for the unchanged instructions**, before the agent reads a single file or emits a single token. Over a multi-hundred-turn development cycle this is the single largest line item. It is also the most cacheable content in the entire system: it changes only when governance is amended (rarely, and always at a commit boundary).</w:t>
+        <w:t xml:space="preserve">~170K tokens of essentially-static governance is reprocessed on every single turn. At Opus 4.8 input pricing ($5.00 / 1M tokens —</w:t>
+      </w:r>
+      <w:r>
+        <w:t xml:space="preserve"> </w:t>
+      </w:r>
+      <w:r>
+        <w:rPr>
+          <w:rStyle w:val="VerbatimChar"/>
+        </w:rPr>
+        <w:t xml:space="preserve">shared/models.md</w:t>
+      </w:r>
+      <w:r>
+        <w:t xml:space="preserve"> </w:t>
+      </w:r>
+      <w:r>
+        <w:t xml:space="preserve">via the</w:t>
+      </w:r>
+      <w:r>
+        <w:t xml:space="preserve"> </w:t>
+      </w:r>
+      <w:r>
+        <w:rPr>
+          <w:rStyle w:val="VerbatimChar"/>
+        </w:rPr>
+        <w:t xml:space="preserve">claude-api</w:t>
+      </w:r>
+      <w:r>
+        <w:t xml:space="preserve"> </w:t>
+      </w:r>
+      <w:r>
+        <w:t xml:space="preserve">skill), 170K tokens =</w:t>
+      </w:r>
+      <w:r>
+        <w:t xml:space="preserve"> </w:t>
+      </w:r>
+      <w:r>
+        <w:rPr>
+          <w:b/>
+          <w:bCs/>
+        </w:rPr>
+        <w:t xml:space="preserve">$0.85 of input per turn just for the unchanged instructions</w:t>
+      </w:r>
+      <w:r>
+        <w:t xml:space="preserve">, before the agent reads a single file or emits a single token. Over a multi-hundred-turn development cycle this is the single largest line item. It is also the most cacheable content in the entire system: it changes only when governance is amended (rarely, and always at a commit boundary).</w:t>
       </w:r>
     </w:p>
     <w:p>
@@ -2528,76 +2557,17 @@
         <w:t xml:space="preserve">claude-api</w:t>
       </w:r>
       <w:r>
-        <w:t xml:space="preserve">): Opus 4.8</w:t>
-      </w:r>
-      <w:r>
-        <w:t xml:space="preserve"> </w:t>
-      </w:r>
-      <m:oMath>
-        <m:r>
-          <m:t>5</m:t>
-        </m:r>
-        <m:r>
-          <m:rPr>
-            <m:sty m:val="p"/>
-          </m:rPr>
-          <m:t>/</m:t>
-        </m:r>
-      </m:oMath>
-      <w:r>
-        <w:t xml:space="preserve">25 per 1M, Sonnet 4.6</w:t>
-      </w:r>
-      <w:r>
-        <w:t xml:space="preserve"> </w:t>
-      </w:r>
-      <m:oMath>
-        <m:r>
-          <m:t>3</m:t>
-        </m:r>
-        <m:r>
-          <m:rPr>
-            <m:sty m:val="p"/>
-          </m:rPr>
-          <m:t>/</m:t>
-        </m:r>
-      </m:oMath>
-      <w:r>
-        <w:t xml:space="preserve">15,</w:t>
-      </w:r>
-      <w:r>
-        <w:t xml:space="preserve"> </w:t>
-      </w:r>
-      <w:r>
-        <w:rPr>
-          <w:b/>
-          <w:bCs/>
-        </w:rPr>
-        <w:t xml:space="preserve">Haiku 4.5</w:t>
-      </w:r>
-      <w:r>
-        <w:rPr>
-          <w:b/>
-          <w:bCs/>
-        </w:rPr>
-        <w:t xml:space="preserve"> </w:t>
-      </w:r>
-      <m:oMath>
-        <m:r>
-          <m:t>1</m:t>
-        </m:r>
-        <m:r>
-          <m:rPr>
-            <m:sty m:val="p"/>
-          </m:rPr>
-          <m:t>/</m:t>
-        </m:r>
-      </m:oMath>
-      <w:r>
-        <w:rPr>
-          <w:b/>
-          <w:bCs/>
-        </w:rPr>
-        <w:t xml:space="preserve">5</w:t>
+        <w:t xml:space="preserve">): Opus 4.8 $5/$25 per 1M, Sonnet 4.6 $3/$15,</w:t>
+      </w:r>
+      <w:r>
+        <w:t xml:space="preserve"> </w:t>
+      </w:r>
+      <w:r>
+        <w:rPr>
+          <w:b/>
+          <w:bCs/>
+        </w:rPr>
+        <w:t xml:space="preserve">Haiku 4.5 $1/$5</w:t>
       </w:r>
       <w:r>
         <w:t xml:space="preserve"> </w:t>
@@ -4904,58 +4874,7 @@
         <w:t xml:space="preserve"> </w:t>
       </w:r>
       <w:r>
-        <w:t xml:space="preserve">— Opus 4.8</w:t>
-      </w:r>
-      <w:r>
-        <w:t xml:space="preserve"> </w:t>
-      </w:r>
-      <m:oMath>
-        <m:r>
-          <m:t>5</m:t>
-        </m:r>
-        <m:r>
-          <m:rPr>
-            <m:sty m:val="p"/>
-          </m:rPr>
-          <m:t>/</m:t>
-        </m:r>
-      </m:oMath>
-      <w:r>
-        <w:t xml:space="preserve">25, Sonnet 4.6</w:t>
-      </w:r>
-      <w:r>
-        <w:t xml:space="preserve"> </w:t>
-      </w:r>
-      <m:oMath>
-        <m:r>
-          <m:t>3</m:t>
-        </m:r>
-        <m:r>
-          <m:rPr>
-            <m:sty m:val="p"/>
-          </m:rPr>
-          <m:t>/</m:t>
-        </m:r>
-      </m:oMath>
-      <w:r>
-        <w:t xml:space="preserve">15, Haiku 4.5</w:t>
-      </w:r>
-      <w:r>
-        <w:t xml:space="preserve"> </w:t>
-      </w:r>
-      <m:oMath>
-        <m:r>
-          <m:t>1</m:t>
-        </m:r>
-        <m:r>
-          <m:rPr>
-            <m:sty m:val="p"/>
-          </m:rPr>
-          <m:t>/</m:t>
-        </m:r>
-      </m:oMath>
-      <w:r>
-        <w:t xml:space="preserve">5 per 1M; cache read 0.1×, write 1.25× (5m) / 2× (1h); 4096-token min prefix on Opus.</w:t>
+        <w:t xml:space="preserve">— Opus 4.8 $5/$25, Sonnet 4.6 $3/$15, Haiku 4.5 $1/$5 per 1M; cache read 0.1×, write 1.25× (5m) / 2× (1h); 4096-token min prefix on Opus.</w:t>
       </w:r>
     </w:p>
     <w:bookmarkEnd w:id="41"/>
@@ -5366,8 +5285,8 @@
     </w:pPr>
     <w:rPr>
       <w:rFonts w:asciiTheme="majorHAnsi" w:cstheme="majorBidi" w:eastAsiaTheme="majorEastAsia" w:hAnsiTheme="majorHAnsi"/>
-      <w:sz w:val="56"/>
-      <w:szCs w:val="56"/>
+      <w:sz w:val="40"/>
+      <w:szCs w:val="40"/>
     </w:rPr>
   </w:style>
   <w:style w:customStyle="1" w:styleId="TitleChar" w:type="character">
@@ -5501,8 +5420,8 @@
     <w:rPr>
       <w:rFonts w:asciiTheme="majorHAnsi" w:cstheme="majorBidi" w:eastAsiaTheme="majorEastAsia" w:hAnsiTheme="majorHAnsi"/>
       <w:color w:themeColor="accent1" w:themeShade="BF" w:val="0F4761"/>
-      <w:sz w:val="40"/>
-      <w:szCs w:val="40"/>
+      <w:sz w:val="32"/>
+      <w:szCs w:val="32"/>
     </w:rPr>
   </w:style>
   <w:style w:styleId="Heading2" w:type="paragraph">
@@ -5524,8 +5443,8 @@
     <w:rPr>
       <w:rFonts w:asciiTheme="majorHAnsi" w:cstheme="majorBidi" w:eastAsiaTheme="majorEastAsia" w:hAnsiTheme="majorHAnsi"/>
       <w:color w:themeColor="accent1" w:themeShade="BF" w:val="0F4761"/>
-      <w:sz w:val="32"/>
-      <w:szCs w:val="32"/>
+      <w:sz w:val="26"/>
+      <w:szCs w:val="26"/>
     </w:rPr>
   </w:style>
   <w:style w:styleId="Heading3" w:type="paragraph">
@@ -5547,8 +5466,8 @@
     <w:rPr>
       <w:rFonts w:cstheme="majorBidi" w:eastAsiaTheme="majorEastAsia"/>
       <w:color w:themeColor="accent1" w:themeShade="BF" w:val="0F4761"/>
-      <w:sz w:val="28"/>
-      <w:szCs w:val="28"/>
+      <w:sz w:val="24"/>
+      <w:szCs w:val="24"/>
     </w:rPr>
   </w:style>
   <w:style w:styleId="Heading4" w:type="paragraph">
@@ -5568,6 +5487,8 @@
       <w:outlineLvl w:val="3"/>
     </w:pPr>
     <w:rPr>
+      <w:sz w:val="22"/>
+      <w:szCs w:val="22"/>
       <w:rFonts w:cstheme="majorBidi" w:eastAsiaTheme="majorEastAsia"/>
       <w:i/>
       <w:iCs/>
